--- a/BRD-Cinevie.docx
+++ b/BRD-Cinevie.docx
@@ -5035,7 +5035,7 @@
         </w:trPr>
         <w:tc>
           <w:tcPr>
-            <w:tcW w:w="3081" w:type="dxa"/>
+            <w:tcW w:w="2995" w:type="dxa"/>
             <w:shd w:val="clear" w:color="auto" w:fill="1F497D" w:themeFill="text2"/>
             <w:vAlign w:val="center"/>
           </w:tcPr>
@@ -5062,7 +5062,7 @@
         </w:tc>
         <w:tc>
           <w:tcPr>
-            <w:tcW w:w="3081" w:type="dxa"/>
+            <w:tcW w:w="3005" w:type="dxa"/>
             <w:shd w:val="clear" w:color="auto" w:fill="1F497D" w:themeFill="text2"/>
             <w:vAlign w:val="center"/>
           </w:tcPr>
@@ -5089,7 +5089,7 @@
         </w:tc>
         <w:tc>
           <w:tcPr>
-            <w:tcW w:w="3081" w:type="dxa"/>
+            <w:tcW w:w="3017" w:type="dxa"/>
             <w:shd w:val="clear" w:color="auto" w:fill="1F497D" w:themeFill="text2"/>
             <w:vAlign w:val="center"/>
           </w:tcPr>
@@ -5118,7 +5118,7 @@
       <w:tr>
         <w:tc>
           <w:tcPr>
-            <w:tcW w:w="3081" w:type="dxa"/>
+            <w:tcW w:w="2995" w:type="dxa"/>
             <w:vAlign w:val="center"/>
           </w:tcPr>
           <w:p>
@@ -5140,7 +5140,7 @@
         </w:tc>
         <w:tc>
           <w:tcPr>
-            <w:tcW w:w="3081" w:type="dxa"/>
+            <w:tcW w:w="3005" w:type="dxa"/>
             <w:vAlign w:val="center"/>
           </w:tcPr>
           <w:p>
@@ -5162,7 +5162,7 @@
         </w:tc>
         <w:tc>
           <w:tcPr>
-            <w:tcW w:w="3081" w:type="dxa"/>
+            <w:tcW w:w="3017" w:type="dxa"/>
             <w:vAlign w:val="center"/>
           </w:tcPr>
           <w:p>
@@ -5186,7 +5186,7 @@
       <w:tr>
         <w:tc>
           <w:tcPr>
-            <w:tcW w:w="3081" w:type="dxa"/>
+            <w:tcW w:w="2995" w:type="dxa"/>
             <w:vAlign w:val="center"/>
           </w:tcPr>
           <w:p>
@@ -5208,7 +5208,7 @@
         </w:tc>
         <w:tc>
           <w:tcPr>
-            <w:tcW w:w="3081" w:type="dxa"/>
+            <w:tcW w:w="3005" w:type="dxa"/>
             <w:vAlign w:val="center"/>
           </w:tcPr>
           <w:p>
@@ -5230,7 +5230,7 @@
         </w:tc>
         <w:tc>
           <w:tcPr>
-            <w:tcW w:w="3081" w:type="dxa"/>
+            <w:tcW w:w="3017" w:type="dxa"/>
             <w:vAlign w:val="center"/>
           </w:tcPr>
           <w:p>
@@ -5254,7 +5254,7 @@
       <w:tr>
         <w:tc>
           <w:tcPr>
-            <w:tcW w:w="3081" w:type="dxa"/>
+            <w:tcW w:w="2995" w:type="dxa"/>
             <w:vAlign w:val="center"/>
           </w:tcPr>
           <w:p>
@@ -5276,7 +5276,7 @@
         </w:tc>
         <w:tc>
           <w:tcPr>
-            <w:tcW w:w="3081" w:type="dxa"/>
+            <w:tcW w:w="3005" w:type="dxa"/>
             <w:vAlign w:val="center"/>
           </w:tcPr>
           <w:p>
@@ -5298,7 +5298,7 @@
         </w:tc>
         <w:tc>
           <w:tcPr>
-            <w:tcW w:w="3081" w:type="dxa"/>
+            <w:tcW w:w="3017" w:type="dxa"/>
             <w:vAlign w:val="center"/>
           </w:tcPr>
           <w:p>
@@ -5322,7 +5322,69 @@
       <w:tr>
         <w:tc>
           <w:tcPr>
-            <w:tcW w:w="3081" w:type="dxa"/>
+            <w:tcW w:w="2995" w:type="dxa"/>
+            <w:vAlign w:val="center"/>
+          </w:tcPr>
+          <w:p>
+            <w:pPr>
+              <w:jc w:val="center"/>
+              <w:rPr>
+                <w:rFonts w:ascii="Times New Roman" w:hAnsi="Times New Roman" w:cs="Times New Roman"/>
+              </w:rPr>
+            </w:pPr>
+            <w:r>
+              <w:rPr>
+                <w:rFonts w:ascii="Times New Roman" w:hAnsi="Times New Roman" w:cs="Times New Roman"/>
+              </w:rPr>
+              <w:t>FR-004</w:t>
+            </w:r>
+          </w:p>
+        </w:tc>
+        <w:tc>
+          <w:tcPr>
+            <w:tcW w:w="3005" w:type="dxa"/>
+            <w:vAlign w:val="center"/>
+          </w:tcPr>
+          <w:p>
+            <w:pPr>
+              <w:jc w:val="center"/>
+              <w:rPr>
+                <w:rFonts w:ascii="Times New Roman" w:hAnsi="Times New Roman" w:cs="Times New Roman"/>
+              </w:rPr>
+            </w:pPr>
+            <w:r>
+              <w:rPr>
+                <w:rFonts w:ascii="Times New Roman" w:hAnsi="Times New Roman" w:cs="Times New Roman"/>
+              </w:rPr>
+              <w:t>2</w:t>
+            </w:r>
+          </w:p>
+        </w:tc>
+        <w:tc>
+          <w:tcPr>
+            <w:tcW w:w="3017" w:type="dxa"/>
+            <w:vAlign w:val="center"/>
+          </w:tcPr>
+          <w:p>
+            <w:pPr>
+              <w:jc w:val="center"/>
+              <w:rPr>
+                <w:rFonts w:ascii="Times New Roman" w:hAnsi="Times New Roman" w:cs="Times New Roman"/>
+              </w:rPr>
+            </w:pPr>
+            <w:r>
+              <w:rPr>
+                <w:rFonts w:ascii="Times New Roman" w:hAnsi="Times New Roman" w:cs="Times New Roman"/>
+              </w:rPr>
+              <w:t>The system shall allow users to view profile information</w:t>
+            </w:r>
+          </w:p>
+        </w:tc>
+      </w:tr>
+      <w:tr>
+        <w:tc>
+          <w:tcPr>
+            <w:tcW w:w="2995" w:type="dxa"/>
             <w:vAlign w:val="center"/>
           </w:tcPr>
           <w:p>
@@ -5338,13 +5400,19 @@
               <w:rPr>
                 <w:rFonts w:ascii="Times New Roman" w:hAnsi="Times New Roman" w:cs="Times New Roman"/>
               </w:rPr>
-              <w:t>FR-004</w:t>
-            </w:r>
-          </w:p>
-        </w:tc>
-        <w:tc>
-          <w:tcPr>
-            <w:tcW w:w="3081" w:type="dxa"/>
+              <w:t>FR-00</w:t>
+            </w:r>
+            <w:r>
+              <w:rPr>
+                <w:rFonts w:ascii="Times New Roman" w:hAnsi="Times New Roman" w:cs="Times New Roman"/>
+              </w:rPr>
+              <w:t>5</w:t>
+            </w:r>
+          </w:p>
+        </w:tc>
+        <w:tc>
+          <w:tcPr>
+            <w:tcW w:w="3005" w:type="dxa"/>
             <w:vAlign w:val="center"/>
           </w:tcPr>
           <w:p>
@@ -5366,7 +5434,7 @@
         </w:tc>
         <w:tc>
           <w:tcPr>
-            <w:tcW w:w="3081" w:type="dxa"/>
+            <w:tcW w:w="3017" w:type="dxa"/>
             <w:vAlign w:val="center"/>
           </w:tcPr>
           <w:p>
@@ -5382,7 +5450,13 @@
               <w:rPr>
                 <w:rFonts w:ascii="Times New Roman" w:hAnsi="Times New Roman" w:cs="Times New Roman"/>
               </w:rPr>
-              <w:t>The system shall allow users to view booking history</w:t>
+              <w:t xml:space="preserve">The system shall allow users to view </w:t>
+            </w:r>
+            <w:r>
+              <w:rPr>
+                <w:rFonts w:ascii="Times New Roman" w:hAnsi="Times New Roman" w:cs="Times New Roman"/>
+              </w:rPr>
+              <w:t>My Tickets</w:t>
             </w:r>
           </w:p>
         </w:tc>
@@ -5411,7 +5485,47 @@
           <w:sz w:val="28"/>
           <w:szCs w:val="28"/>
         </w:rPr>
-        <w:t>Module 2: Movie &amp; Showtime Management</w:t>
+        <w:t>Module 2: Movie</w:t>
+      </w:r>
+      <w:r>
+        <w:rPr>
+          <w:rFonts w:ascii="Times New Roman" w:hAnsi="Times New Roman" w:cs="Times New Roman"/>
+          <w:sz w:val="28"/>
+          <w:szCs w:val="28"/>
+        </w:rPr>
+        <w:t>,</w:t>
+      </w:r>
+      <w:r>
+        <w:rPr>
+          <w:rFonts w:ascii="Times New Roman" w:hAnsi="Times New Roman" w:cs="Times New Roman"/>
+          <w:sz w:val="28"/>
+          <w:szCs w:val="28"/>
+        </w:rPr>
+        <w:t xml:space="preserve"> Showtime</w:t>
+      </w:r>
+      <w:r>
+        <w:rPr>
+          <w:rFonts w:ascii="Times New Roman" w:hAnsi="Times New Roman" w:cs="Times New Roman"/>
+          <w:sz w:val="28"/>
+          <w:szCs w:val="28"/>
+        </w:rPr>
+        <w:t>, Food and Beverage</w:t>
+      </w:r>
+      <w:r>
+        <w:rPr>
+          <w:rFonts w:ascii="Times New Roman" w:hAnsi="Times New Roman" w:cs="Times New Roman"/>
+          <w:sz w:val="28"/>
+          <w:szCs w:val="28"/>
+        </w:rPr>
+        <w:t xml:space="preserve"> Management</w:t>
+      </w:r>
+      <w:r>
+        <w:rPr>
+          <w:rFonts w:ascii="Times New Roman" w:hAnsi="Times New Roman" w:cs="Times New Roman"/>
+          <w:sz w:val="28"/>
+          <w:szCs w:val="28"/>
+        </w:rPr>
+        <w:t xml:space="preserve"> </w:t>
       </w:r>
     </w:p>
     <w:tbl>
@@ -5431,7 +5545,7 @@
         </w:trPr>
         <w:tc>
           <w:tcPr>
-            <w:tcW w:w="3081" w:type="dxa"/>
+            <w:tcW w:w="2995" w:type="dxa"/>
             <w:shd w:val="clear" w:color="auto" w:fill="1F497D" w:themeFill="text2"/>
             <w:vAlign w:val="center"/>
           </w:tcPr>
@@ -5458,7 +5572,7 @@
         </w:tc>
         <w:tc>
           <w:tcPr>
-            <w:tcW w:w="3081" w:type="dxa"/>
+            <w:tcW w:w="3005" w:type="dxa"/>
             <w:shd w:val="clear" w:color="auto" w:fill="1F497D" w:themeFill="text2"/>
             <w:vAlign w:val="center"/>
           </w:tcPr>
@@ -5485,7 +5599,7 @@
         </w:tc>
         <w:tc>
           <w:tcPr>
-            <w:tcW w:w="3081" w:type="dxa"/>
+            <w:tcW w:w="3017" w:type="dxa"/>
             <w:shd w:val="clear" w:color="auto" w:fill="1F497D" w:themeFill="text2"/>
             <w:vAlign w:val="center"/>
           </w:tcPr>
@@ -5514,7 +5628,7 @@
       <w:tr>
         <w:tc>
           <w:tcPr>
-            <w:tcW w:w="3081" w:type="dxa"/>
+            <w:tcW w:w="2995" w:type="dxa"/>
             <w:vAlign w:val="center"/>
           </w:tcPr>
           <w:p>
@@ -5530,13 +5644,19 @@
               <w:rPr>
                 <w:rFonts w:ascii="Times New Roman" w:hAnsi="Times New Roman" w:cs="Times New Roman"/>
               </w:rPr>
-              <w:t>FR-005</w:t>
-            </w:r>
-          </w:p>
-        </w:tc>
-        <w:tc>
-          <w:tcPr>
-            <w:tcW w:w="3081" w:type="dxa"/>
+              <w:t>FR-00</w:t>
+            </w:r>
+            <w:r>
+              <w:rPr>
+                <w:rFonts w:ascii="Times New Roman" w:hAnsi="Times New Roman" w:cs="Times New Roman"/>
+              </w:rPr>
+              <w:t>6</w:t>
+            </w:r>
+          </w:p>
+        </w:tc>
+        <w:tc>
+          <w:tcPr>
+            <w:tcW w:w="3005" w:type="dxa"/>
             <w:vAlign w:val="center"/>
           </w:tcPr>
           <w:p>
@@ -5551,24 +5671,26 @@
             <w:r>
               <w:rPr>
                 <w:rFonts w:ascii="Times New Roman" w:hAnsi="Times New Roman" w:cs="Times New Roman"/>
-              </w:rPr>
-              <w:t>1</w:t>
-            </w:r>
-          </w:p>
-        </w:tc>
-        <w:tc>
-          <w:tcPr>
-            <w:tcW w:w="3081" w:type="dxa"/>
-            <w:vAlign w:val="center"/>
-          </w:tcPr>
-          <w:p>
-            <w:pPr>
-              <w:jc w:val="center"/>
-              <w:rPr>
-                <w:rFonts w:ascii="Times New Roman" w:hAnsi="Times New Roman" w:cs="Times New Roman"/>
                 <w:sz w:val="28"/>
                 <w:szCs w:val="28"/>
               </w:rPr>
+              <w:t>2</w:t>
+            </w:r>
+          </w:p>
+        </w:tc>
+        <w:tc>
+          <w:tcPr>
+            <w:tcW w:w="3017" w:type="dxa"/>
+            <w:vAlign w:val="center"/>
+          </w:tcPr>
+          <w:p>
+            <w:pPr>
+              <w:jc w:val="center"/>
+              <w:rPr>
+                <w:rFonts w:ascii="Times New Roman" w:hAnsi="Times New Roman" w:cs="Times New Roman"/>
+                <w:sz w:val="28"/>
+                <w:szCs w:val="28"/>
+              </w:rPr>
             </w:pPr>
             <w:r>
               <w:rPr>
@@ -5582,7 +5704,7 @@
       <w:tr>
         <w:tc>
           <w:tcPr>
-            <w:tcW w:w="3081" w:type="dxa"/>
+            <w:tcW w:w="2995" w:type="dxa"/>
             <w:vAlign w:val="center"/>
           </w:tcPr>
           <w:p>
@@ -5598,13 +5720,19 @@
               <w:rPr>
                 <w:rFonts w:ascii="Times New Roman" w:hAnsi="Times New Roman" w:cs="Times New Roman"/>
               </w:rPr>
-              <w:t>FR-006</w:t>
-            </w:r>
-          </w:p>
-        </w:tc>
-        <w:tc>
-          <w:tcPr>
-            <w:tcW w:w="3081" w:type="dxa"/>
+              <w:t>FR-00</w:t>
+            </w:r>
+            <w:r>
+              <w:rPr>
+                <w:rFonts w:ascii="Times New Roman" w:hAnsi="Times New Roman" w:cs="Times New Roman"/>
+              </w:rPr>
+              <w:t>7</w:t>
+            </w:r>
+          </w:p>
+        </w:tc>
+        <w:tc>
+          <w:tcPr>
+            <w:tcW w:w="3005" w:type="dxa"/>
             <w:vAlign w:val="center"/>
           </w:tcPr>
           <w:p>
@@ -5619,24 +5747,26 @@
             <w:r>
               <w:rPr>
                 <w:rFonts w:ascii="Times New Roman" w:hAnsi="Times New Roman" w:cs="Times New Roman"/>
-              </w:rPr>
-              <w:t>1</w:t>
-            </w:r>
-          </w:p>
-        </w:tc>
-        <w:tc>
-          <w:tcPr>
-            <w:tcW w:w="3081" w:type="dxa"/>
-            <w:vAlign w:val="center"/>
-          </w:tcPr>
-          <w:p>
-            <w:pPr>
-              <w:jc w:val="center"/>
-              <w:rPr>
-                <w:rFonts w:ascii="Times New Roman" w:hAnsi="Times New Roman" w:cs="Times New Roman"/>
                 <w:sz w:val="28"/>
                 <w:szCs w:val="28"/>
               </w:rPr>
+              <w:t>2</w:t>
+            </w:r>
+          </w:p>
+        </w:tc>
+        <w:tc>
+          <w:tcPr>
+            <w:tcW w:w="3017" w:type="dxa"/>
+            <w:vAlign w:val="center"/>
+          </w:tcPr>
+          <w:p>
+            <w:pPr>
+              <w:jc w:val="center"/>
+              <w:rPr>
+                <w:rFonts w:ascii="Times New Roman" w:hAnsi="Times New Roman" w:cs="Times New Roman"/>
+                <w:sz w:val="28"/>
+                <w:szCs w:val="28"/>
+              </w:rPr>
             </w:pPr>
             <w:r>
               <w:rPr>
@@ -5650,7 +5780,7 @@
       <w:tr>
         <w:tc>
           <w:tcPr>
-            <w:tcW w:w="3081" w:type="dxa"/>
+            <w:tcW w:w="2995" w:type="dxa"/>
             <w:vAlign w:val="center"/>
           </w:tcPr>
           <w:p>
@@ -5666,13 +5796,19 @@
               <w:rPr>
                 <w:rFonts w:ascii="Times New Roman" w:hAnsi="Times New Roman" w:cs="Times New Roman"/>
               </w:rPr>
-              <w:t>FR-007</w:t>
-            </w:r>
-          </w:p>
-        </w:tc>
-        <w:tc>
-          <w:tcPr>
-            <w:tcW w:w="3081" w:type="dxa"/>
+              <w:t>FR-00</w:t>
+            </w:r>
+            <w:r>
+              <w:rPr>
+                <w:rFonts w:ascii="Times New Roman" w:hAnsi="Times New Roman" w:cs="Times New Roman"/>
+              </w:rPr>
+              <w:t>8</w:t>
+            </w:r>
+          </w:p>
+        </w:tc>
+        <w:tc>
+          <w:tcPr>
+            <w:tcW w:w="3005" w:type="dxa"/>
             <w:vAlign w:val="center"/>
           </w:tcPr>
           <w:p>
@@ -5694,7 +5830,7 @@
         </w:tc>
         <w:tc>
           <w:tcPr>
-            <w:tcW w:w="3081" w:type="dxa"/>
+            <w:tcW w:w="3017" w:type="dxa"/>
             <w:vAlign w:val="center"/>
           </w:tcPr>
           <w:p>
@@ -5718,7 +5854,7 @@
       <w:tr>
         <w:tc>
           <w:tcPr>
-            <w:tcW w:w="3081" w:type="dxa"/>
+            <w:tcW w:w="2995" w:type="dxa"/>
             <w:vAlign w:val="center"/>
           </w:tcPr>
           <w:p>
@@ -5734,13 +5870,19 @@
               <w:rPr>
                 <w:rFonts w:ascii="Times New Roman" w:hAnsi="Times New Roman" w:cs="Times New Roman"/>
               </w:rPr>
-              <w:t>FR-008</w:t>
-            </w:r>
-          </w:p>
-        </w:tc>
-        <w:tc>
-          <w:tcPr>
-            <w:tcW w:w="3081" w:type="dxa"/>
+              <w:t>FR-00</w:t>
+            </w:r>
+            <w:r>
+              <w:rPr>
+                <w:rFonts w:ascii="Times New Roman" w:hAnsi="Times New Roman" w:cs="Times New Roman"/>
+              </w:rPr>
+              <w:t>9</w:t>
+            </w:r>
+          </w:p>
+        </w:tc>
+        <w:tc>
+          <w:tcPr>
+            <w:tcW w:w="3005" w:type="dxa"/>
             <w:vAlign w:val="center"/>
           </w:tcPr>
           <w:p>
@@ -5762,7 +5904,7 @@
         </w:tc>
         <w:tc>
           <w:tcPr>
-            <w:tcW w:w="3081" w:type="dxa"/>
+            <w:tcW w:w="3017" w:type="dxa"/>
             <w:vAlign w:val="center"/>
           </w:tcPr>
           <w:p>
@@ -5779,6 +5921,433 @@
                 <w:rFonts w:ascii="Times New Roman" w:hAnsi="Times New Roman" w:cs="Times New Roman"/>
               </w:rPr>
               <w:t>The system shall display real-time seat availability</w:t>
+            </w:r>
+          </w:p>
+        </w:tc>
+      </w:tr>
+      <w:tr>
+        <w:trPr>
+          <w:trHeight w:val="395"/>
+        </w:trPr>
+        <w:tc>
+          <w:tcPr>
+            <w:tcW w:w="2995" w:type="dxa"/>
+            <w:vAlign w:val="center"/>
+          </w:tcPr>
+          <w:p>
+            <w:pPr>
+              <w:jc w:val="center"/>
+              <w:rPr>
+                <w:rFonts w:ascii="Times New Roman" w:hAnsi="Times New Roman" w:cs="Times New Roman"/>
+              </w:rPr>
+            </w:pPr>
+            <w:r>
+              <w:rPr>
+                <w:rFonts w:ascii="Times New Roman" w:hAnsi="Times New Roman" w:cs="Times New Roman"/>
+              </w:rPr>
+              <w:t>FR-0</w:t>
+            </w:r>
+            <w:r>
+              <w:rPr>
+                <w:rFonts w:ascii="Times New Roman" w:hAnsi="Times New Roman" w:cs="Times New Roman"/>
+              </w:rPr>
+              <w:t>10</w:t>
+            </w:r>
+          </w:p>
+        </w:tc>
+        <w:tc>
+          <w:tcPr>
+            <w:tcW w:w="3005" w:type="dxa"/>
+            <w:vAlign w:val="center"/>
+          </w:tcPr>
+          <w:p>
+            <w:pPr>
+              <w:jc w:val="center"/>
+              <w:rPr>
+                <w:rFonts w:ascii="Times New Roman" w:hAnsi="Times New Roman" w:cs="Times New Roman"/>
+              </w:rPr>
+            </w:pPr>
+            <w:r>
+              <w:rPr>
+                <w:rFonts w:ascii="Times New Roman" w:hAnsi="Times New Roman" w:cs="Times New Roman"/>
+              </w:rPr>
+              <w:t>3</w:t>
+            </w:r>
+          </w:p>
+        </w:tc>
+        <w:tc>
+          <w:tcPr>
+            <w:tcW w:w="3017" w:type="dxa"/>
+            <w:vAlign w:val="center"/>
+          </w:tcPr>
+          <w:p>
+            <w:pPr>
+              <w:jc w:val="center"/>
+              <w:rPr>
+                <w:rFonts w:ascii="Times New Roman" w:hAnsi="Times New Roman" w:cs="Times New Roman"/>
+              </w:rPr>
+            </w:pPr>
+            <w:r>
+              <w:rPr>
+                <w:rFonts w:ascii="Times New Roman" w:hAnsi="Times New Roman" w:cs="Times New Roman"/>
+              </w:rPr>
+              <w:t>The system shall allow user to search movie quickly by enter keywords</w:t>
+            </w:r>
+          </w:p>
+        </w:tc>
+      </w:tr>
+      <w:tr>
+        <w:trPr>
+          <w:trHeight w:val="395"/>
+        </w:trPr>
+        <w:tc>
+          <w:tcPr>
+            <w:tcW w:w="2995" w:type="dxa"/>
+            <w:vAlign w:val="center"/>
+          </w:tcPr>
+          <w:p>
+            <w:pPr>
+              <w:jc w:val="center"/>
+              <w:rPr>
+                <w:rFonts w:ascii="Times New Roman" w:hAnsi="Times New Roman" w:cs="Times New Roman"/>
+              </w:rPr>
+            </w:pPr>
+            <w:r>
+              <w:rPr>
+                <w:rFonts w:ascii="Times New Roman" w:hAnsi="Times New Roman" w:cs="Times New Roman"/>
+              </w:rPr>
+              <w:t>FR-01</w:t>
+            </w:r>
+            <w:r>
+              <w:rPr>
+                <w:rFonts w:ascii="Times New Roman" w:hAnsi="Times New Roman" w:cs="Times New Roman"/>
+              </w:rPr>
+              <w:t>1</w:t>
+            </w:r>
+          </w:p>
+        </w:tc>
+        <w:tc>
+          <w:tcPr>
+            <w:tcW w:w="3005" w:type="dxa"/>
+            <w:vAlign w:val="center"/>
+          </w:tcPr>
+          <w:p>
+            <w:pPr>
+              <w:jc w:val="center"/>
+              <w:rPr>
+                <w:rFonts w:ascii="Times New Roman" w:hAnsi="Times New Roman" w:cs="Times New Roman"/>
+              </w:rPr>
+            </w:pPr>
+            <w:r>
+              <w:rPr>
+                <w:rFonts w:ascii="Times New Roman" w:hAnsi="Times New Roman" w:cs="Times New Roman"/>
+              </w:rPr>
+              <w:t>3</w:t>
+            </w:r>
+          </w:p>
+        </w:tc>
+        <w:tc>
+          <w:tcPr>
+            <w:tcW w:w="3017" w:type="dxa"/>
+            <w:vAlign w:val="center"/>
+          </w:tcPr>
+          <w:p>
+            <w:pPr>
+              <w:jc w:val="center"/>
+              <w:rPr>
+                <w:rFonts w:ascii="Times New Roman" w:hAnsi="Times New Roman" w:cs="Times New Roman"/>
+              </w:rPr>
+            </w:pPr>
+            <w:r>
+              <w:rPr>
+                <w:rFonts w:ascii="Times New Roman" w:hAnsi="Times New Roman" w:cs="Times New Roman"/>
+              </w:rPr>
+              <w:t>The system shall allow user to define movie lists based on preferences</w:t>
+            </w:r>
+          </w:p>
+        </w:tc>
+      </w:tr>
+      <w:tr>
+        <w:trPr>
+          <w:trHeight w:val="395"/>
+        </w:trPr>
+        <w:tc>
+          <w:tcPr>
+            <w:tcW w:w="2995" w:type="dxa"/>
+            <w:vAlign w:val="center"/>
+          </w:tcPr>
+          <w:p>
+            <w:pPr>
+              <w:jc w:val="center"/>
+              <w:rPr>
+                <w:rFonts w:ascii="Times New Roman" w:hAnsi="Times New Roman" w:cs="Times New Roman"/>
+              </w:rPr>
+            </w:pPr>
+            <w:r>
+              <w:rPr>
+                <w:rFonts w:ascii="Times New Roman" w:hAnsi="Times New Roman" w:cs="Times New Roman"/>
+              </w:rPr>
+              <w:t>FR-01</w:t>
+            </w:r>
+            <w:r>
+              <w:rPr>
+                <w:rFonts w:ascii="Times New Roman" w:hAnsi="Times New Roman" w:cs="Times New Roman"/>
+              </w:rPr>
+              <w:t>2</w:t>
+            </w:r>
+          </w:p>
+        </w:tc>
+        <w:tc>
+          <w:tcPr>
+            <w:tcW w:w="3005" w:type="dxa"/>
+            <w:vAlign w:val="center"/>
+          </w:tcPr>
+          <w:p>
+            <w:pPr>
+              <w:jc w:val="center"/>
+              <w:rPr>
+                <w:rFonts w:ascii="Times New Roman" w:hAnsi="Times New Roman" w:cs="Times New Roman"/>
+              </w:rPr>
+            </w:pPr>
+            <w:r>
+              <w:rPr>
+                <w:rFonts w:ascii="Times New Roman" w:hAnsi="Times New Roman" w:cs="Times New Roman"/>
+              </w:rPr>
+              <w:t>1</w:t>
+            </w:r>
+          </w:p>
+        </w:tc>
+        <w:tc>
+          <w:tcPr>
+            <w:tcW w:w="3017" w:type="dxa"/>
+            <w:vAlign w:val="center"/>
+          </w:tcPr>
+          <w:p>
+            <w:pPr>
+              <w:jc w:val="center"/>
+              <w:rPr>
+                <w:rFonts w:ascii="Times New Roman" w:hAnsi="Times New Roman" w:cs="Times New Roman"/>
+              </w:rPr>
+            </w:pPr>
+            <w:r>
+              <w:rPr>
+                <w:rFonts w:ascii="Times New Roman" w:hAnsi="Times New Roman" w:cs="Times New Roman"/>
+              </w:rPr>
+              <w:t>The system shall update showtime list based on selected branch</w:t>
+            </w:r>
+          </w:p>
+        </w:tc>
+      </w:tr>
+      <w:tr>
+        <w:trPr>
+          <w:trHeight w:val="395"/>
+        </w:trPr>
+        <w:tc>
+          <w:tcPr>
+            <w:tcW w:w="2995" w:type="dxa"/>
+            <w:vAlign w:val="center"/>
+          </w:tcPr>
+          <w:p>
+            <w:pPr>
+              <w:jc w:val="center"/>
+              <w:rPr>
+                <w:rFonts w:ascii="Times New Roman" w:hAnsi="Times New Roman" w:cs="Times New Roman"/>
+              </w:rPr>
+            </w:pPr>
+            <w:r>
+              <w:rPr>
+                <w:rFonts w:ascii="Times New Roman" w:hAnsi="Times New Roman" w:cs="Times New Roman"/>
+              </w:rPr>
+              <w:lastRenderedPageBreak/>
+              <w:t>FR-01</w:t>
+            </w:r>
+            <w:r>
+              <w:rPr>
+                <w:rFonts w:ascii="Times New Roman" w:hAnsi="Times New Roman" w:cs="Times New Roman"/>
+              </w:rPr>
+              <w:t>3</w:t>
+            </w:r>
+          </w:p>
+        </w:tc>
+        <w:tc>
+          <w:tcPr>
+            <w:tcW w:w="3005" w:type="dxa"/>
+            <w:vAlign w:val="center"/>
+          </w:tcPr>
+          <w:p>
+            <w:pPr>
+              <w:jc w:val="center"/>
+              <w:rPr>
+                <w:rFonts w:ascii="Times New Roman" w:hAnsi="Times New Roman" w:cs="Times New Roman"/>
+              </w:rPr>
+            </w:pPr>
+            <w:r>
+              <w:rPr>
+                <w:rFonts w:ascii="Times New Roman" w:hAnsi="Times New Roman" w:cs="Times New Roman"/>
+              </w:rPr>
+              <w:t>1</w:t>
+            </w:r>
+          </w:p>
+        </w:tc>
+        <w:tc>
+          <w:tcPr>
+            <w:tcW w:w="3017" w:type="dxa"/>
+            <w:vAlign w:val="center"/>
+          </w:tcPr>
+          <w:p>
+            <w:pPr>
+              <w:jc w:val="center"/>
+              <w:rPr>
+                <w:rFonts w:ascii="Times New Roman" w:hAnsi="Times New Roman" w:cs="Times New Roman"/>
+              </w:rPr>
+            </w:pPr>
+            <w:r>
+              <w:rPr>
+                <w:rFonts w:ascii="Times New Roman" w:hAnsi="Times New Roman" w:cs="Times New Roman"/>
+              </w:rPr>
+              <w:t>The system shall display showtime based on user selected branch</w:t>
+            </w:r>
+          </w:p>
+        </w:tc>
+      </w:tr>
+      <w:tr>
+        <w:trPr>
+          <w:trHeight w:val="395"/>
+        </w:trPr>
+        <w:tc>
+          <w:tcPr>
+            <w:tcW w:w="2995" w:type="dxa"/>
+            <w:vAlign w:val="center"/>
+          </w:tcPr>
+          <w:p>
+            <w:pPr>
+              <w:jc w:val="center"/>
+              <w:rPr>
+                <w:rFonts w:ascii="Times New Roman" w:hAnsi="Times New Roman" w:cs="Times New Roman"/>
+              </w:rPr>
+            </w:pPr>
+            <w:r>
+              <w:rPr>
+                <w:rFonts w:ascii="Times New Roman" w:hAnsi="Times New Roman" w:cs="Times New Roman"/>
+              </w:rPr>
+              <w:t>FR-01</w:t>
+            </w:r>
+            <w:r>
+              <w:rPr>
+                <w:rFonts w:ascii="Times New Roman" w:hAnsi="Times New Roman" w:cs="Times New Roman"/>
+              </w:rPr>
+              <w:t>4</w:t>
+            </w:r>
+          </w:p>
+        </w:tc>
+        <w:tc>
+          <w:tcPr>
+            <w:tcW w:w="3005" w:type="dxa"/>
+            <w:vAlign w:val="center"/>
+          </w:tcPr>
+          <w:p>
+            <w:pPr>
+              <w:jc w:val="center"/>
+              <w:rPr>
+                <w:rFonts w:ascii="Times New Roman" w:hAnsi="Times New Roman" w:cs="Times New Roman"/>
+              </w:rPr>
+            </w:pPr>
+            <w:r>
+              <w:rPr>
+                <w:rFonts w:ascii="Times New Roman" w:hAnsi="Times New Roman" w:cs="Times New Roman"/>
+              </w:rPr>
+              <w:t>3</w:t>
+            </w:r>
+          </w:p>
+        </w:tc>
+        <w:tc>
+          <w:tcPr>
+            <w:tcW w:w="3017" w:type="dxa"/>
+            <w:vAlign w:val="center"/>
+          </w:tcPr>
+          <w:p>
+            <w:pPr>
+              <w:jc w:val="center"/>
+              <w:rPr>
+                <w:rFonts w:ascii="Times New Roman" w:hAnsi="Times New Roman" w:cs="Times New Roman"/>
+              </w:rPr>
+            </w:pPr>
+            <w:r>
+              <w:rPr>
+                <w:rFonts w:ascii="Times New Roman" w:hAnsi="Times New Roman" w:cs="Times New Roman"/>
+              </w:rPr>
+              <w:t>The system shall display food and beverage menu</w:t>
+            </w:r>
+          </w:p>
+        </w:tc>
+      </w:tr>
+      <w:tr>
+        <w:trPr>
+          <w:trHeight w:val="395"/>
+        </w:trPr>
+        <w:tc>
+          <w:tcPr>
+            <w:tcW w:w="2995" w:type="dxa"/>
+            <w:vAlign w:val="center"/>
+          </w:tcPr>
+          <w:p>
+            <w:pPr>
+              <w:jc w:val="center"/>
+              <w:rPr>
+                <w:rFonts w:ascii="Times New Roman" w:hAnsi="Times New Roman" w:cs="Times New Roman"/>
+              </w:rPr>
+            </w:pPr>
+            <w:r>
+              <w:rPr>
+                <w:rFonts w:ascii="Times New Roman" w:hAnsi="Times New Roman" w:cs="Times New Roman"/>
+              </w:rPr>
+              <w:t>FR-01</w:t>
+            </w:r>
+            <w:r>
+              <w:rPr>
+                <w:rFonts w:ascii="Times New Roman" w:hAnsi="Times New Roman" w:cs="Times New Roman"/>
+              </w:rPr>
+              <w:t>5</w:t>
+            </w:r>
+          </w:p>
+        </w:tc>
+        <w:tc>
+          <w:tcPr>
+            <w:tcW w:w="3005" w:type="dxa"/>
+            <w:vAlign w:val="center"/>
+          </w:tcPr>
+          <w:p>
+            <w:pPr>
+              <w:jc w:val="center"/>
+              <w:rPr>
+                <w:rFonts w:ascii="Times New Roman" w:hAnsi="Times New Roman" w:cs="Times New Roman"/>
+              </w:rPr>
+            </w:pPr>
+            <w:r>
+              <w:rPr>
+                <w:rFonts w:ascii="Times New Roman" w:hAnsi="Times New Roman" w:cs="Times New Roman"/>
+              </w:rPr>
+              <w:t>3</w:t>
+            </w:r>
+          </w:p>
+        </w:tc>
+        <w:tc>
+          <w:tcPr>
+            <w:tcW w:w="3017" w:type="dxa"/>
+            <w:vAlign w:val="center"/>
+          </w:tcPr>
+          <w:p>
+            <w:pPr>
+              <w:jc w:val="center"/>
+              <w:rPr>
+                <w:rFonts w:ascii="Times New Roman" w:hAnsi="Times New Roman" w:cs="Times New Roman"/>
+              </w:rPr>
+            </w:pPr>
+            <w:r>
+              <w:rPr>
+                <w:rFonts w:ascii="Times New Roman" w:hAnsi="Times New Roman" w:cs="Times New Roman"/>
+              </w:rPr>
+              <w:t>The system shall allow user to optionally add food and beverage to their order</w:t>
             </w:r>
           </w:p>
         </w:tc>
@@ -5808,6 +6377,14 @@
           <w:szCs w:val="28"/>
         </w:rPr>
         <w:t>Module 3: Booking &amp; Payment</w:t>
+      </w:r>
+      <w:r>
+        <w:rPr>
+          <w:rFonts w:ascii="Times New Roman" w:hAnsi="Times New Roman" w:cs="Times New Roman"/>
+          <w:sz w:val="28"/>
+          <w:szCs w:val="28"/>
+        </w:rPr>
+        <w:t xml:space="preserve"> &amp; Promotion</w:t>
       </w:r>
     </w:p>
     <w:tbl>
@@ -5827,7 +6404,7 @@
         </w:trPr>
         <w:tc>
           <w:tcPr>
-            <w:tcW w:w="3081" w:type="dxa"/>
+            <w:tcW w:w="2995" w:type="dxa"/>
             <w:shd w:val="clear" w:color="auto" w:fill="1F497D" w:themeFill="text2"/>
             <w:vAlign w:val="center"/>
           </w:tcPr>
@@ -5854,7 +6431,7 @@
         </w:tc>
         <w:tc>
           <w:tcPr>
-            <w:tcW w:w="3081" w:type="dxa"/>
+            <w:tcW w:w="3005" w:type="dxa"/>
             <w:shd w:val="clear" w:color="auto" w:fill="1F497D" w:themeFill="text2"/>
             <w:vAlign w:val="center"/>
           </w:tcPr>
@@ -5881,7 +6458,7 @@
         </w:tc>
         <w:tc>
           <w:tcPr>
-            <w:tcW w:w="3081" w:type="dxa"/>
+            <w:tcW w:w="3017" w:type="dxa"/>
             <w:shd w:val="clear" w:color="auto" w:fill="1F497D" w:themeFill="text2"/>
             <w:vAlign w:val="center"/>
           </w:tcPr>
@@ -5910,7 +6487,7 @@
       <w:tr>
         <w:tc>
           <w:tcPr>
-            <w:tcW w:w="3081" w:type="dxa"/>
+            <w:tcW w:w="2995" w:type="dxa"/>
             <w:vAlign w:val="center"/>
           </w:tcPr>
           <w:p>
@@ -5926,13 +6503,25 @@
               <w:rPr>
                 <w:rFonts w:ascii="Times New Roman" w:hAnsi="Times New Roman" w:cs="Times New Roman"/>
               </w:rPr>
-              <w:t>FR-009</w:t>
-            </w:r>
-          </w:p>
-        </w:tc>
-        <w:tc>
-          <w:tcPr>
-            <w:tcW w:w="3081" w:type="dxa"/>
+              <w:t>FR-0</w:t>
+            </w:r>
+            <w:r>
+              <w:rPr>
+                <w:rFonts w:ascii="Times New Roman" w:hAnsi="Times New Roman" w:cs="Times New Roman"/>
+              </w:rPr>
+              <w:t>1</w:t>
+            </w:r>
+            <w:r>
+              <w:rPr>
+                <w:rFonts w:ascii="Times New Roman" w:hAnsi="Times New Roman" w:cs="Times New Roman"/>
+              </w:rPr>
+              <w:t>6</w:t>
+            </w:r>
+          </w:p>
+        </w:tc>
+        <w:tc>
+          <w:tcPr>
+            <w:tcW w:w="3005" w:type="dxa"/>
             <w:vAlign w:val="center"/>
           </w:tcPr>
           <w:p>
@@ -5954,7 +6543,7 @@
         </w:tc>
         <w:tc>
           <w:tcPr>
-            <w:tcW w:w="3081" w:type="dxa"/>
+            <w:tcW w:w="3017" w:type="dxa"/>
             <w:vAlign w:val="center"/>
           </w:tcPr>
           <w:p>
@@ -5978,7 +6567,84 @@
       <w:tr>
         <w:tc>
           <w:tcPr>
-            <w:tcW w:w="3081" w:type="dxa"/>
+            <w:tcW w:w="2995" w:type="dxa"/>
+            <w:vAlign w:val="center"/>
+          </w:tcPr>
+          <w:p>
+            <w:pPr>
+              <w:jc w:val="center"/>
+              <w:rPr>
+                <w:rFonts w:ascii="Times New Roman" w:hAnsi="Times New Roman" w:cs="Times New Roman"/>
+              </w:rPr>
+            </w:pPr>
+            <w:r>
+              <w:rPr>
+                <w:rFonts w:ascii="Times New Roman" w:hAnsi="Times New Roman" w:cs="Times New Roman"/>
+              </w:rPr>
+              <w:t>FR-01</w:t>
+            </w:r>
+            <w:r>
+              <w:rPr>
+                <w:rFonts w:ascii="Times New Roman" w:hAnsi="Times New Roman" w:cs="Times New Roman"/>
+              </w:rPr>
+              <w:t>7</w:t>
+            </w:r>
+          </w:p>
+        </w:tc>
+        <w:tc>
+          <w:tcPr>
+            <w:tcW w:w="3005" w:type="dxa"/>
+            <w:vAlign w:val="center"/>
+          </w:tcPr>
+          <w:p>
+            <w:pPr>
+              <w:jc w:val="center"/>
+              <w:rPr>
+                <w:rFonts w:ascii="Times New Roman" w:hAnsi="Times New Roman" w:cs="Times New Roman"/>
+              </w:rPr>
+            </w:pPr>
+            <w:r>
+              <w:rPr>
+                <w:rFonts w:ascii="Times New Roman" w:hAnsi="Times New Roman" w:cs="Times New Roman"/>
+              </w:rPr>
+              <w:t>1</w:t>
+            </w:r>
+          </w:p>
+        </w:tc>
+        <w:tc>
+          <w:tcPr>
+            <w:tcW w:w="3017" w:type="dxa"/>
+            <w:vAlign w:val="center"/>
+          </w:tcPr>
+          <w:p>
+            <w:pPr>
+              <w:jc w:val="center"/>
+              <w:rPr>
+                <w:rFonts w:ascii="Times New Roman" w:hAnsi="Times New Roman" w:cs="Times New Roman"/>
+              </w:rPr>
+            </w:pPr>
+            <w:r>
+              <w:rPr>
+                <w:rFonts w:ascii="Times New Roman" w:hAnsi="Times New Roman" w:cs="Times New Roman"/>
+              </w:rPr>
+              <w:t>The system shall display the seat layout of selected showtime,</w:t>
+            </w:r>
+            <w:r>
+              <w:t xml:space="preserve"> </w:t>
+            </w:r>
+            <w:r>
+              <w:rPr>
+                <w:rFonts w:ascii="Times New Roman" w:hAnsi="Times New Roman" w:cs="Times New Roman"/>
+              </w:rPr>
+              <w:t>including seats, aisles, emergency exits, and the screen, allowing users to view and select suitable seats</w:t>
+            </w:r>
+          </w:p>
+        </w:tc>
+      </w:tr>
+      <w:tr>
+        <w:tc>
+          <w:tcPr>
+            <w:tcW w:w="2995" w:type="dxa"/>
             <w:vAlign w:val="center"/>
           </w:tcPr>
           <w:p>
@@ -5994,13 +6660,19 @@
               <w:rPr>
                 <w:rFonts w:ascii="Times New Roman" w:hAnsi="Times New Roman" w:cs="Times New Roman"/>
               </w:rPr>
-              <w:t>FR-010</w:t>
-            </w:r>
-          </w:p>
-        </w:tc>
-        <w:tc>
-          <w:tcPr>
-            <w:tcW w:w="3081" w:type="dxa"/>
+              <w:t>FR-01</w:t>
+            </w:r>
+            <w:r>
+              <w:rPr>
+                <w:rFonts w:ascii="Times New Roman" w:hAnsi="Times New Roman" w:cs="Times New Roman"/>
+              </w:rPr>
+              <w:t>8</w:t>
+            </w:r>
+          </w:p>
+        </w:tc>
+        <w:tc>
+          <w:tcPr>
+            <w:tcW w:w="3005" w:type="dxa"/>
             <w:vAlign w:val="center"/>
           </w:tcPr>
           <w:p>
@@ -6022,7 +6694,7 @@
         </w:tc>
         <w:tc>
           <w:tcPr>
-            <w:tcW w:w="3081" w:type="dxa"/>
+            <w:tcW w:w="3017" w:type="dxa"/>
             <w:vAlign w:val="center"/>
           </w:tcPr>
           <w:p>
@@ -6038,7 +6710,13 @@
               <w:rPr>
                 <w:rFonts w:ascii="Times New Roman" w:hAnsi="Times New Roman" w:cs="Times New Roman"/>
               </w:rPr>
-              <w:t>The system shall process online payments</w:t>
+              <w:t xml:space="preserve">The system shall </w:t>
+            </w:r>
+            <w:r>
+              <w:rPr>
+                <w:rFonts w:ascii="Times New Roman" w:hAnsi="Times New Roman" w:cs="Times New Roman"/>
+              </w:rPr>
+              <w:t>display payment page and let user choose payment method</w:t>
             </w:r>
           </w:p>
         </w:tc>
@@ -6046,7 +6724,7 @@
       <w:tr>
         <w:tc>
           <w:tcPr>
-            <w:tcW w:w="3081" w:type="dxa"/>
+            <w:tcW w:w="2995" w:type="dxa"/>
             <w:vAlign w:val="center"/>
           </w:tcPr>
           <w:p>
@@ -6062,13 +6740,19 @@
               <w:rPr>
                 <w:rFonts w:ascii="Times New Roman" w:hAnsi="Times New Roman" w:cs="Times New Roman"/>
               </w:rPr>
-              <w:t>FR-011</w:t>
-            </w:r>
-          </w:p>
-        </w:tc>
-        <w:tc>
-          <w:tcPr>
-            <w:tcW w:w="3081" w:type="dxa"/>
+              <w:t>FR-01</w:t>
+            </w:r>
+            <w:r>
+              <w:rPr>
+                <w:rFonts w:ascii="Times New Roman" w:hAnsi="Times New Roman" w:cs="Times New Roman"/>
+              </w:rPr>
+              <w:t>9</w:t>
+            </w:r>
+          </w:p>
+        </w:tc>
+        <w:tc>
+          <w:tcPr>
+            <w:tcW w:w="3005" w:type="dxa"/>
             <w:vAlign w:val="center"/>
           </w:tcPr>
           <w:p>
@@ -6090,7 +6774,7 @@
         </w:tc>
         <w:tc>
           <w:tcPr>
-            <w:tcW w:w="3081" w:type="dxa"/>
+            <w:tcW w:w="3017" w:type="dxa"/>
             <w:vAlign w:val="center"/>
           </w:tcPr>
           <w:p>
@@ -6106,7 +6790,13 @@
               <w:rPr>
                 <w:rFonts w:ascii="Times New Roman" w:hAnsi="Times New Roman" w:cs="Times New Roman"/>
               </w:rPr>
-              <w:t>The system shall generate QR-code electronic tickets</w:t>
+              <w:t xml:space="preserve">The system shall generate QR-code </w:t>
+            </w:r>
+            <w:r>
+              <w:rPr>
+                <w:rFonts w:ascii="Times New Roman" w:hAnsi="Times New Roman" w:cs="Times New Roman"/>
+              </w:rPr>
+              <w:t>based on their selected payment method</w:t>
             </w:r>
           </w:p>
         </w:tc>
@@ -6114,7 +6804,7 @@
       <w:tr>
         <w:tc>
           <w:tcPr>
-            <w:tcW w:w="3081" w:type="dxa"/>
+            <w:tcW w:w="2995" w:type="dxa"/>
             <w:vAlign w:val="center"/>
           </w:tcPr>
           <w:p>
@@ -6130,14 +6820,19 @@
               <w:rPr>
                 <w:rFonts w:ascii="Times New Roman" w:hAnsi="Times New Roman" w:cs="Times New Roman"/>
               </w:rPr>
-              <w:lastRenderedPageBreak/>
-              <w:t>FR-012</w:t>
-            </w:r>
-          </w:p>
-        </w:tc>
-        <w:tc>
-          <w:tcPr>
-            <w:tcW w:w="3081" w:type="dxa"/>
+              <w:t>FR-0</w:t>
+            </w:r>
+            <w:r>
+              <w:rPr>
+                <w:rFonts w:ascii="Times New Roman" w:hAnsi="Times New Roman" w:cs="Times New Roman"/>
+              </w:rPr>
+              <w:t>20</w:t>
+            </w:r>
+          </w:p>
+        </w:tc>
+        <w:tc>
+          <w:tcPr>
+            <w:tcW w:w="3005" w:type="dxa"/>
             <w:vAlign w:val="center"/>
           </w:tcPr>
           <w:p>
@@ -6159,7 +6854,7 @@
         </w:tc>
         <w:tc>
           <w:tcPr>
-            <w:tcW w:w="3081" w:type="dxa"/>
+            <w:tcW w:w="3017" w:type="dxa"/>
             <w:vAlign w:val="center"/>
           </w:tcPr>
           <w:p>
@@ -6176,6 +6871,204 @@
                 <w:rFonts w:ascii="Times New Roman" w:hAnsi="Times New Roman" w:cs="Times New Roman"/>
               </w:rPr>
               <w:t>The system shall allow ticket cancellation under defined conditions</w:t>
+            </w:r>
+          </w:p>
+        </w:tc>
+      </w:tr>
+      <w:tr>
+        <w:tc>
+          <w:tcPr>
+            <w:tcW w:w="2995" w:type="dxa"/>
+            <w:vAlign w:val="center"/>
+          </w:tcPr>
+          <w:p>
+            <w:pPr>
+              <w:jc w:val="center"/>
+              <w:rPr>
+                <w:rFonts w:ascii="Times New Roman" w:hAnsi="Times New Roman" w:cs="Times New Roman"/>
+              </w:rPr>
+            </w:pPr>
+            <w:r>
+              <w:rPr>
+                <w:rFonts w:ascii="Times New Roman" w:hAnsi="Times New Roman" w:cs="Times New Roman"/>
+              </w:rPr>
+              <w:t>FR-02</w:t>
+            </w:r>
+            <w:r>
+              <w:rPr>
+                <w:rFonts w:ascii="Times New Roman" w:hAnsi="Times New Roman" w:cs="Times New Roman"/>
+              </w:rPr>
+              <w:t>1</w:t>
+            </w:r>
+          </w:p>
+        </w:tc>
+        <w:tc>
+          <w:tcPr>
+            <w:tcW w:w="3005" w:type="dxa"/>
+            <w:vAlign w:val="center"/>
+          </w:tcPr>
+          <w:p>
+            <w:pPr>
+              <w:jc w:val="center"/>
+              <w:rPr>
+                <w:rFonts w:ascii="Times New Roman" w:hAnsi="Times New Roman" w:cs="Times New Roman"/>
+              </w:rPr>
+            </w:pPr>
+            <w:r>
+              <w:rPr>
+                <w:rFonts w:ascii="Times New Roman" w:hAnsi="Times New Roman" w:cs="Times New Roman"/>
+              </w:rPr>
+              <w:t>1</w:t>
+            </w:r>
+          </w:p>
+        </w:tc>
+        <w:tc>
+          <w:tcPr>
+            <w:tcW w:w="3017" w:type="dxa"/>
+            <w:vAlign w:val="center"/>
+          </w:tcPr>
+          <w:p>
+            <w:pPr>
+              <w:jc w:val="center"/>
+              <w:rPr>
+                <w:rFonts w:ascii="Times New Roman" w:hAnsi="Times New Roman" w:cs="Times New Roman"/>
+              </w:rPr>
+            </w:pPr>
+            <w:r>
+              <w:rPr>
+                <w:rFonts w:ascii="Times New Roman" w:hAnsi="Times New Roman" w:cs="Times New Roman"/>
+              </w:rPr>
+              <w:t>The system allow display payment result</w:t>
+            </w:r>
+          </w:p>
+        </w:tc>
+      </w:tr>
+      <w:tr>
+        <w:tc>
+          <w:tcPr>
+            <w:tcW w:w="2995" w:type="dxa"/>
+            <w:vAlign w:val="center"/>
+          </w:tcPr>
+          <w:p>
+            <w:pPr>
+              <w:jc w:val="center"/>
+              <w:rPr>
+                <w:rFonts w:ascii="Times New Roman" w:hAnsi="Times New Roman" w:cs="Times New Roman"/>
+              </w:rPr>
+            </w:pPr>
+            <w:r>
+              <w:rPr>
+                <w:rFonts w:ascii="Times New Roman" w:hAnsi="Times New Roman" w:cs="Times New Roman"/>
+              </w:rPr>
+              <w:t>FR-02</w:t>
+            </w:r>
+            <w:r>
+              <w:rPr>
+                <w:rFonts w:ascii="Times New Roman" w:hAnsi="Times New Roman" w:cs="Times New Roman"/>
+              </w:rPr>
+              <w:t>2</w:t>
+            </w:r>
+          </w:p>
+        </w:tc>
+        <w:tc>
+          <w:tcPr>
+            <w:tcW w:w="3005" w:type="dxa"/>
+            <w:vAlign w:val="center"/>
+          </w:tcPr>
+          <w:p>
+            <w:pPr>
+              <w:jc w:val="center"/>
+              <w:rPr>
+                <w:rFonts w:ascii="Times New Roman" w:hAnsi="Times New Roman" w:cs="Times New Roman"/>
+              </w:rPr>
+            </w:pPr>
+            <w:r>
+              <w:rPr>
+                <w:rFonts w:ascii="Times New Roman" w:hAnsi="Times New Roman" w:cs="Times New Roman"/>
+              </w:rPr>
+              <w:t>3</w:t>
+            </w:r>
+          </w:p>
+        </w:tc>
+        <w:tc>
+          <w:tcPr>
+            <w:tcW w:w="3017" w:type="dxa"/>
+            <w:vAlign w:val="center"/>
+          </w:tcPr>
+          <w:p>
+            <w:pPr>
+              <w:jc w:val="center"/>
+              <w:rPr>
+                <w:rFonts w:ascii="Times New Roman" w:hAnsi="Times New Roman" w:cs="Times New Roman"/>
+              </w:rPr>
+            </w:pPr>
+            <w:r>
+              <w:rPr>
+                <w:rFonts w:ascii="Times New Roman" w:hAnsi="Times New Roman" w:cs="Times New Roman"/>
+              </w:rPr>
+              <w:t>The system shall display promotion list</w:t>
+            </w:r>
+          </w:p>
+        </w:tc>
+      </w:tr>
+      <w:tr>
+        <w:tc>
+          <w:tcPr>
+            <w:tcW w:w="2995" w:type="dxa"/>
+            <w:vAlign w:val="center"/>
+          </w:tcPr>
+          <w:p>
+            <w:pPr>
+              <w:jc w:val="center"/>
+              <w:rPr>
+                <w:rFonts w:ascii="Times New Roman" w:hAnsi="Times New Roman" w:cs="Times New Roman"/>
+              </w:rPr>
+            </w:pPr>
+            <w:r>
+              <w:rPr>
+                <w:rFonts w:ascii="Times New Roman" w:hAnsi="Times New Roman" w:cs="Times New Roman"/>
+              </w:rPr>
+              <w:t>FR-023</w:t>
+            </w:r>
+          </w:p>
+        </w:tc>
+        <w:tc>
+          <w:tcPr>
+            <w:tcW w:w="3005" w:type="dxa"/>
+            <w:vAlign w:val="center"/>
+          </w:tcPr>
+          <w:p>
+            <w:pPr>
+              <w:jc w:val="center"/>
+              <w:rPr>
+                <w:rFonts w:ascii="Times New Roman" w:hAnsi="Times New Roman" w:cs="Times New Roman"/>
+              </w:rPr>
+            </w:pPr>
+            <w:r>
+              <w:rPr>
+                <w:rFonts w:ascii="Times New Roman" w:hAnsi="Times New Roman" w:cs="Times New Roman"/>
+              </w:rPr>
+              <w:t>3</w:t>
+            </w:r>
+          </w:p>
+        </w:tc>
+        <w:tc>
+          <w:tcPr>
+            <w:tcW w:w="3017" w:type="dxa"/>
+            <w:vAlign w:val="center"/>
+          </w:tcPr>
+          <w:p>
+            <w:pPr>
+              <w:jc w:val="center"/>
+              <w:rPr>
+                <w:rFonts w:ascii="Times New Roman" w:hAnsi="Times New Roman" w:cs="Times New Roman"/>
+              </w:rPr>
+            </w:pPr>
+            <w:r>
+              <w:rPr>
+                <w:rFonts w:ascii="Times New Roman" w:hAnsi="Times New Roman" w:cs="Times New Roman"/>
+              </w:rPr>
+              <w:t>The system shall display promotion details</w:t>
             </w:r>
           </w:p>
         </w:tc>
@@ -6323,7 +7216,13 @@
               <w:rPr>
                 <w:rFonts w:ascii="Times New Roman" w:hAnsi="Times New Roman" w:cs="Times New Roman"/>
               </w:rPr>
-              <w:t>FR-013</w:t>
+              <w:t>FR-0</w:t>
+            </w:r>
+            <w:r>
+              <w:rPr>
+                <w:rFonts w:ascii="Times New Roman" w:hAnsi="Times New Roman" w:cs="Times New Roman"/>
+              </w:rPr>
+              <w:t>24</w:t>
             </w:r>
           </w:p>
         </w:tc>
@@ -6391,7 +7290,13 @@
               <w:rPr>
                 <w:rFonts w:ascii="Times New Roman" w:hAnsi="Times New Roman" w:cs="Times New Roman"/>
               </w:rPr>
-              <w:t>FR-014</w:t>
+              <w:t>FR-0</w:t>
+            </w:r>
+            <w:r>
+              <w:rPr>
+                <w:rFonts w:ascii="Times New Roman" w:hAnsi="Times New Roman" w:cs="Times New Roman"/>
+              </w:rPr>
+              <w:t>25</w:t>
             </w:r>
           </w:p>
         </w:tc>
@@ -6459,7 +7364,13 @@
               <w:rPr>
                 <w:rFonts w:ascii="Times New Roman" w:hAnsi="Times New Roman" w:cs="Times New Roman"/>
               </w:rPr>
-              <w:t>FR-015</w:t>
+              <w:t>FR-0</w:t>
+            </w:r>
+            <w:r>
+              <w:rPr>
+                <w:rFonts w:ascii="Times New Roman" w:hAnsi="Times New Roman" w:cs="Times New Roman"/>
+              </w:rPr>
+              <w:t>26</w:t>
             </w:r>
           </w:p>
         </w:tc>
@@ -6527,7 +7438,13 @@
               <w:rPr>
                 <w:rFonts w:ascii="Times New Roman" w:hAnsi="Times New Roman" w:cs="Times New Roman"/>
               </w:rPr>
-              <w:t>FR-016</w:t>
+              <w:t>FR-0</w:t>
+            </w:r>
+            <w:r>
+              <w:rPr>
+                <w:rFonts w:ascii="Times New Roman" w:hAnsi="Times New Roman" w:cs="Times New Roman"/>
+              </w:rPr>
+              <w:t>27</w:t>
             </w:r>
           </w:p>
         </w:tc>
@@ -6548,6 +7465,8 @@
             <w:r>
               <w:rPr>
                 <w:rFonts w:ascii="Times New Roman" w:hAnsi="Times New Roman" w:cs="Times New Roman"/>
+                <w:sz w:val="28"/>
+                <w:szCs w:val="28"/>
               </w:rPr>
               <w:t>2</w:t>
             </w:r>
@@ -6598,6 +7517,7 @@
         <w:rPr>
           <w:rFonts w:cs="Times New Roman"/>
         </w:rPr>
+        <w:lastRenderedPageBreak/>
         <w:t>Non-Functional Requirements</w:t>
       </w:r>
       <w:bookmarkEnd w:id="9"/>
@@ -7458,7 +8378,15 @@
           <w:sz w:val="28"/>
           <w:szCs w:val="28"/>
         </w:rPr>
-        <w:t>SRS Document</w:t>
+        <w:t>FRD</w:t>
+      </w:r>
+      <w:r>
+        <w:rPr>
+          <w:rFonts w:ascii="Times New Roman" w:hAnsi="Times New Roman" w:cs="Times New Roman"/>
+          <w:sz w:val="28"/>
+          <w:szCs w:val="28"/>
+        </w:rPr>
+        <w:t xml:space="preserve"> Document</w:t>
       </w:r>
     </w:p>
     <w:p>
